--- a/Documents/รูปเล่ม/บทที่2_ฉบับตรวจแก้.docx
+++ b/Documents/รูปเล่ม/บทที่2_ฉบับตรวจแก้.docx
@@ -14,7 +14,7 @@
     <w:bookmarkStart w:id="9" w:name="ทฤษฎและงานวจยทเกยวของ"/>
     <w:p>
       <w:pPr>
-        <w:pStyle w:val="Heading2"/>
+        <w:pStyle w:val="Heading1"/>
       </w:pPr>
       <w:r>
         <w:t xml:space="preserve">ทฤษฎีและงานวิจัยที่เกี่ยวข้อง</w:t>
@@ -516,7 +516,7 @@
     </w:p>
     <w:p>
       <w:pPr>
-        <w:pStyle w:val="BodyText"/>
+        <w:pStyle w:val="TableCaption"/>
       </w:pPr>
       <w:r>
         <w:rPr>
@@ -534,19 +534,11 @@
     </w:p>
     <w:tbl>
       <w:tblPr>
+        <w:tblW w:w="5000" w:type="pct"/>
+        <w:tblLayout w:type="autofit"/>
         <w:tblStyle w:val="Table"/>
-        <w:tblW w:type="pct" w:w="5000"/>
-        <w:tblLayout w:type="fixed"/>
         <w:tblLook w:firstRow="1" w:lastRow="0" w:firstColumn="0" w:lastColumn="0" w:noHBand="0" w:noVBand="0" w:val="0020"/>
       </w:tblPr>
-      <w:tblGrid>
-        <w:gridCol w:w="913"/>
-        <w:gridCol w:w="913"/>
-        <w:gridCol w:w="1523"/>
-        <w:gridCol w:w="1523"/>
-        <w:gridCol w:w="1523"/>
-        <w:gridCol w:w="1523"/>
-      </w:tblGrid>
       <w:tr>
         <w:trPr>
           <w:tblHeader w:val="on"/>
@@ -1243,6 +1235,7 @@
     <w:bookmarkStart w:id="32" w:name="เอกสารอางอง"/>
     <w:p>
       <w:pPr>
+        <w:pageBreakBefore/>
         <w:pStyle w:val="Heading1"/>
       </w:pPr>
       <w:r>
@@ -1251,6 +1244,7 @@
     </w:p>
     <w:p>
       <w:pPr>
+        <w:ind w:firstLine="0"/>
         <w:pStyle w:val="FirstParagraph"/>
       </w:pPr>
       <w:r>
@@ -1259,6 +1253,7 @@
     </w:p>
     <w:p>
       <w:pPr>
+        <w:ind w:firstLine="0"/>
         <w:pStyle w:val="BodyText"/>
       </w:pPr>
       <w:r>
@@ -1267,6 +1262,7 @@
     </w:p>
     <w:p>
       <w:pPr>
+        <w:ind w:firstLine="0"/>
         <w:pStyle w:val="BodyText"/>
       </w:pPr>
       <w:r>
@@ -1275,6 +1271,7 @@
     </w:p>
     <w:p>
       <w:pPr>
+        <w:ind w:firstLine="0"/>
         <w:pStyle w:val="BodyText"/>
       </w:pPr>
       <w:r>
@@ -1283,6 +1280,7 @@
     </w:p>
     <w:p>
       <w:pPr>
+        <w:ind w:firstLine="0"/>
         <w:pStyle w:val="BodyText"/>
       </w:pPr>
       <w:r>
@@ -1291,6 +1289,7 @@
     </w:p>
     <w:p>
       <w:pPr>
+        <w:ind w:firstLine="0"/>
         <w:pStyle w:val="BodyText"/>
       </w:pPr>
       <w:r>
@@ -1299,6 +1298,7 @@
     </w:p>
     <w:p>
       <w:pPr>
+        <w:ind w:firstLine="0"/>
         <w:pStyle w:val="BodyText"/>
       </w:pPr>
       <w:r>
@@ -1307,6 +1307,7 @@
     </w:p>
     <w:p>
       <w:pPr>
+        <w:ind w:firstLine="0"/>
         <w:pStyle w:val="BodyText"/>
       </w:pPr>
       <w:r>
@@ -1315,6 +1316,7 @@
     </w:p>
     <w:p>
       <w:pPr>
+        <w:ind w:firstLine="0"/>
         <w:pStyle w:val="BodyText"/>
       </w:pPr>
       <w:r>
@@ -1323,6 +1325,7 @@
     </w:p>
     <w:p>
       <w:pPr>
+        <w:ind w:firstLine="0"/>
         <w:pStyle w:val="BodyText"/>
       </w:pPr>
       <w:r>
@@ -1331,6 +1334,7 @@
     </w:p>
     <w:p>
       <w:pPr>
+        <w:ind w:firstLine="0"/>
         <w:pStyle w:val="BodyText"/>
       </w:pPr>
       <w:r>
@@ -1339,6 +1343,7 @@
     </w:p>
     <w:p>
       <w:pPr>
+        <w:ind w:firstLine="0"/>
         <w:pStyle w:val="BodyText"/>
       </w:pPr>
       <w:r>
@@ -1347,6 +1352,7 @@
     </w:p>
     <w:p>
       <w:pPr>
+        <w:ind w:firstLine="0"/>
         <w:pStyle w:val="BodyText"/>
       </w:pPr>
       <w:r>
@@ -1355,6 +1361,7 @@
     </w:p>
     <w:p>
       <w:pPr>
+        <w:ind w:firstLine="0"/>
         <w:pStyle w:val="BodyText"/>
       </w:pPr>
       <w:r>
@@ -1363,6 +1370,7 @@
     </w:p>
     <w:p>
       <w:pPr>
+        <w:ind w:firstLine="0"/>
         <w:pStyle w:val="BodyText"/>
       </w:pPr>
       <w:r>
@@ -1371,6 +1379,7 @@
     </w:p>
     <w:p>
       <w:pPr>
+        <w:ind w:firstLine="0"/>
         <w:pStyle w:val="BodyText"/>
       </w:pPr>
       <w:r>
@@ -1379,6 +1388,7 @@
     </w:p>
     <w:p>
       <w:pPr>
+        <w:ind w:firstLine="0"/>
         <w:pStyle w:val="BodyText"/>
       </w:pPr>
       <w:r>
@@ -1387,6 +1397,7 @@
     </w:p>
     <w:p>
       <w:pPr>
+        <w:ind w:firstLine="0"/>
         <w:pStyle w:val="BodyText"/>
       </w:pPr>
       <w:r>
@@ -1395,6 +1406,7 @@
     </w:p>
     <w:p>
       <w:pPr>
+        <w:ind w:firstLine="0"/>
         <w:pStyle w:val="BodyText"/>
       </w:pPr>
       <w:r>
@@ -1412,9 +1424,13 @@
     </w:p>
     <w:bookmarkEnd w:id="32"/>
     <w:sectPr>
-      <w:footnotePr>
-        <w:numRestart w:val="eachSect"/>
-      </w:footnotePr>
+      <w:headerReference r:id="rIdHdrNum" w:type="default"/>
+      <w:headerReference r:id="rIdHdrFirst" w:type="first"/>
+      <w:pgSz w:w="11906" w:h="16838"/>
+      <w:pgMar w:top="2160" w:right="1440" w:bottom="1440" w:left="2160" w:header="1440" w:footer="1440" w:gutter="0"/>
+      <w:titlePg/>
+      <w:cols w:space="720"/>
+      <w:docGrid w:linePitch="360"/>
     </w:sectPr>
   </w:body>
 </w:document>
@@ -1441,6 +1457,56 @@
     </w:p>
   </w:footnote>
 </w:footnotes>
+</file>
+
+<file path=word/header1.xml><?xml version="1.0" encoding="utf-8"?>
+<w:hdr xmlns:w="http://schemas.openxmlformats.org/wordprocessingml/2006/main" xmlns:r="http://schemas.openxmlformats.org/officeDocument/2006/relationships">
+  <w:p>
+    <w:pPr>
+      <w:jc w:val="right"/>
+      <w:ind w:firstLine="0"/>
+      <w:rPr>
+        <w:rFonts w:ascii="TH Sarabun New" w:hAnsi="TH Sarabun New" w:cs="TH Sarabun New" w:eastAsia="TH Sarabun New"/>
+        <w:sz w:val="32"/>
+        <w:szCs w:val="32"/>
+      </w:rPr>
+    </w:pPr>
+    <w:r>
+      <w:rPr>
+        <w:rFonts w:ascii="TH Sarabun New" w:hAnsi="TH Sarabun New" w:cs="TH Sarabun New" w:eastAsia="TH Sarabun New"/>
+        <w:sz w:val="32"/>
+      </w:rPr>
+      <w:fldChar w:fldCharType="begin"/>
+    </w:r>
+    <w:r>
+      <w:instrText xml:space="preserve"> PAGE </w:instrText>
+    </w:r>
+    <w:r>
+      <w:fldChar w:fldCharType="separate"/>
+    </w:r>
+    <w:r>
+      <w:rPr>
+        <w:rFonts w:ascii="TH Sarabun New" w:hAnsi="TH Sarabun New" w:cs="TH Sarabun New" w:eastAsia="TH Sarabun New"/>
+        <w:sz w:val="32"/>
+      </w:rPr>
+      <w:t>1</w:t>
+    </w:r>
+    <w:r>
+      <w:fldChar w:fldCharType="end"/>
+    </w:r>
+  </w:p>
+</w:hdr>
+</file>
+
+<file path=word/header2.xml><?xml version="1.0" encoding="utf-8"?>
+<w:hdr xmlns:w="http://schemas.openxmlformats.org/wordprocessingml/2006/main" xmlns:r="http://schemas.openxmlformats.org/officeDocument/2006/relationships">
+  <w:p>
+    <w:pPr>
+      <w:jc w:val="right"/>
+      <w:ind w:firstLine="0"/>
+    </w:pPr>
+  </w:p>
+</w:hdr>
 </file>
 
 <file path=word/numbering.xml><?xml version="1.0" encoding="utf-8"?>
@@ -1533,45 +1599,18 @@
     <w:rPrDefault>
       <w:rPr>
         <w:rFonts w:ascii="TH Sarabun New" w:cs="TH Sarabun New" w:eastAsia="TH Sarabun New" w:hAnsi="TH Sarabun New"/>
+        <w:color w:val="000000"/>
         <w:sz w:val="32"/>
         <w:szCs w:val="32"/>
-        <w:lang w:bidi="ar-SA" w:eastAsia="zh-CN" w:val="en-US"/>
       </w:rPr>
     </w:rPrDefault>
     <w:pPrDefault>
       <w:pPr>
-        <w:spacing w:after="200"/>
+        <w:spacing w:after="0" w:line="240" w:lineRule="auto"/>
       </w:pPr>
     </w:pPrDefault>
   </w:docDefaults>
   <w:latentStyles w:count="276" w:defLockedState="0" w:defQFormat="0" w:defSemiHidden="0" w:defUIPriority="0" w:defUnhideWhenUsed="0"/>
-  <w:style w:default="1" w:styleId="Normal" w:type="paragraph">
-    <w:name w:val="Normal"/>
-    <w:qFormat/>
-  </w:style>
-  <w:style w:styleId="BodyText" w:type="paragraph">
-    <w:name w:val="Body Text"/>
-    <w:basedOn w:val="Normal"/>
-    <w:link w:val="BodyTextChar"/>
-    <w:qFormat/>
-    <w:pPr>
-      <w:spacing w:after="180" w:before="180"/>
-    </w:pPr>
-  </w:style>
-  <w:style w:customStyle="1" w:styleId="FirstParagraph" w:type="paragraph">
-    <w:name w:val="First Paragraph"/>
-    <w:basedOn w:val="BodyText"/>
-    <w:next w:val="BodyText"/>
-    <w:qFormat/>
-  </w:style>
-  <w:style w:customStyle="1" w:styleId="Compact" w:type="paragraph">
-    <w:name w:val="Compact"/>
-    <w:basedOn w:val="BodyText"/>
-    <w:qFormat/>
-    <w:pPr>
-      <w:spacing w:after="36" w:before="36"/>
-    </w:pPr>
-  </w:style>
   <w:style w:styleId="Title" w:type="paragraph">
     <w:name w:val="Title"/>
     <w:basedOn w:val="Normal"/>
@@ -1704,117 +1743,6 @@
     <w:qFormat/>
     <w:pPr/>
     <w:rPr/>
-  </w:style>
-  <w:style w:styleId="Heading1" w:type="paragraph">
-    <w:name w:val="heading 1"/>
-    <w:basedOn w:val="Normal"/>
-    <w:next w:val="BodyText"/>
-    <w:link w:val="Heading1Char"/>
-    <w:uiPriority w:val="9"/>
-    <w:qFormat/>
-    <w:rsid w:val="00A10FD9"/>
-    <w:pPr>
-      <w:keepNext/>
-      <w:keepLines/>
-      <w:spacing w:after="80" w:before="360"/>
-      <w:outlineLvl w:val="0"/>
-    </w:pPr>
-    <w:rPr>
-      <w:rFonts w:asciiTheme="majorHAnsi" w:cstheme="majorBidi" w:eastAsiaTheme="majorEastAsia" w:hAnsiTheme="majorHAnsi"/>
-      <w:color w:themeColor="accent1" w:themeShade="BF" w:val="0F4761"/>
-      <w:sz w:val="40"/>
-      <w:szCs w:val="40"/>
-    </w:rPr>
-  </w:style>
-  <w:style w:styleId="Heading2" w:type="paragraph">
-    <w:name w:val="heading 2"/>
-    <w:basedOn w:val="Normal"/>
-    <w:next w:val="BodyText"/>
-    <w:link w:val="Heading2Char"/>
-    <w:uiPriority w:val="9"/>
-    <w:semiHidden/>
-    <w:unhideWhenUsed/>
-    <w:qFormat/>
-    <w:rsid w:val="00A10FD9"/>
-    <w:pPr>
-      <w:keepNext/>
-      <w:keepLines/>
-      <w:spacing w:after="80" w:before="160"/>
-      <w:outlineLvl w:val="1"/>
-    </w:pPr>
-    <w:rPr>
-      <w:rFonts w:asciiTheme="majorHAnsi" w:cstheme="majorBidi" w:eastAsiaTheme="majorEastAsia" w:hAnsiTheme="majorHAnsi"/>
-      <w:color w:themeColor="accent1" w:themeShade="BF" w:val="0F4761"/>
-      <w:sz w:val="32"/>
-      <w:szCs w:val="32"/>
-    </w:rPr>
-  </w:style>
-  <w:style w:styleId="Heading3" w:type="paragraph">
-    <w:name w:val="heading 3"/>
-    <w:basedOn w:val="Normal"/>
-    <w:next w:val="BodyText"/>
-    <w:link w:val="Heading3Char"/>
-    <w:uiPriority w:val="9"/>
-    <w:semiHidden/>
-    <w:unhideWhenUsed/>
-    <w:qFormat/>
-    <w:rsid w:val="00A10FD9"/>
-    <w:pPr>
-      <w:keepNext/>
-      <w:keepLines/>
-      <w:spacing w:after="80" w:before="160"/>
-      <w:outlineLvl w:val="2"/>
-    </w:pPr>
-    <w:rPr>
-      <w:rFonts w:cstheme="majorBidi" w:eastAsiaTheme="majorEastAsia"/>
-      <w:color w:themeColor="accent1" w:themeShade="BF" w:val="0F4761"/>
-      <w:sz w:val="28"/>
-      <w:szCs w:val="28"/>
-    </w:rPr>
-  </w:style>
-  <w:style w:styleId="Heading4" w:type="paragraph">
-    <w:name w:val="heading 4"/>
-    <w:basedOn w:val="Normal"/>
-    <w:next w:val="BodyText"/>
-    <w:link w:val="Heading4Char"/>
-    <w:uiPriority w:val="9"/>
-    <w:semiHidden/>
-    <w:unhideWhenUsed/>
-    <w:qFormat/>
-    <w:rsid w:val="00A10FD9"/>
-    <w:pPr>
-      <w:keepNext/>
-      <w:keepLines/>
-      <w:spacing w:after="40" w:before="80"/>
-      <w:outlineLvl w:val="3"/>
-    </w:pPr>
-    <w:rPr>
-      <w:rFonts w:cstheme="majorBidi" w:eastAsiaTheme="majorEastAsia"/>
-      <w:i/>
-      <w:iCs/>
-      <w:color w:themeColor="accent1" w:themeShade="BF" w:val="0F4761"/>
-    </w:rPr>
-  </w:style>
-  <w:style w:styleId="Heading5" w:type="paragraph">
-    <w:name w:val="heading 5"/>
-    <w:basedOn w:val="Normal"/>
-    <w:next w:val="BodyText"/>
-    <w:link w:val="Heading5Char"/>
-    <w:uiPriority w:val="9"/>
-    <w:semiHidden/>
-    <w:unhideWhenUsed/>
-    <w:qFormat/>
-    <w:rsid w:val="00A10FD9"/>
-    <w:pPr>
-      <w:keepNext/>
-      <w:keepLines/>
-      <w:spacing w:after="40" w:before="80"/>
-      <w:outlineLvl w:val="4"/>
-    </w:pPr>
-    <w:rPr>
-      <w:rFonts w:cstheme="majorBidi" w:eastAsiaTheme="majorEastAsia"/>
-      <w:color w:themeColor="accent1" w:themeShade="BF" w:val="0F4761"/>
-    </w:rPr>
   </w:style>
   <w:style w:styleId="Heading6" w:type="paragraph">
     <w:name w:val="heading 6"/>
@@ -2060,30 +1988,6 @@
     <w:semiHidden/>
     <w:unhideWhenUsed/>
   </w:style>
-  <w:style w:default="1" w:styleId="Table" w:type="table">
-    <w:name w:val="Table"/>
-    <w:basedOn w:val="TableNormal"/>
-    <w:semiHidden/>
-    <w:unhideWhenUsed/>
-    <w:qFormat/>
-    <w:tblPr>
-      <w:tblInd w:type="dxa" w:w="0"/>
-      <w:tblCellMar>
-        <w:top w:type="dxa" w:w="0"/>
-        <w:left w:type="dxa" w:w="108"/>
-        <w:bottom w:type="dxa" w:w="0"/>
-        <w:right w:type="dxa" w:w="108"/>
-      </w:tblCellMar>
-    </w:tblPr>
-    <w:tblStylePr w:type="firstRow">
-      <w:tcPr>
-        <w:tcBorders>
-          <w:bottom w:val="single"/>
-        </w:tcBorders>
-        <w:vAlign w:val="bottom"/>
-      </w:tcPr>
-    </w:tblStylePr>
-  </w:style>
   <w:style w:customStyle="1" w:styleId="DefinitionTerm" w:type="paragraph">
     <w:name w:val="Definition Term"/>
     <w:basedOn w:val="Normal"/>
@@ -2112,17 +2016,6 @@
       <w:i/>
     </w:rPr>
   </w:style>
-  <w:style w:customStyle="1" w:styleId="TableCaption" w:type="paragraph">
-    <w:name w:val="Table Caption"/>
-    <w:basedOn w:val="Caption"/>
-    <w:pPr>
-      <w:keepNext/>
-    </w:pPr>
-  </w:style>
-  <w:style w:customStyle="1" w:styleId="ImageCaption" w:type="paragraph">
-    <w:name w:val="Image Caption"/>
-    <w:basedOn w:val="Caption"/>
-  </w:style>
   <w:style w:customStyle="1" w:styleId="Figure" w:type="paragraph">
     <w:name w:val="Figure"/>
     <w:basedOn w:val="Normal"/>
@@ -2145,7 +2038,6 @@
     <w:rPr>
       <w:rFonts w:ascii="Consolas" w:hAnsi="Consolas"/>
       <w:sz w:val="22"/>
-      <w:szCs w:val="22"/>
     </w:rPr>
   </w:style>
   <w:style w:customStyle="1" w:styleId="SectionNumber" w:type="character">
@@ -2183,6 +2075,183 @@
       <w:bCs w:val="0"/>
       <w:color w:themeColor="accent1" w:themeShade="BF" w:val="365F91"/>
     </w:rPr>
+  </w:style>
+  <w:style w:default="1" w:styleId="Normal" w:type="paragraph">
+    <w:name w:val="Normal"/>
+    <w:qFormat/>
+    <w:pPr>
+      <w:jc w:val="thaiDistribute"/>
+      <w:ind w:firstLine="720"/>
+    </w:pPr>
+    <w:rPr>
+      <w:rFonts w:ascii="TH Sarabun New" w:cs="TH Sarabun New" w:eastAsia="TH Sarabun New" w:hAnsi="TH Sarabun New"/>
+      <w:sz w:val="32"/>
+      <w:szCs w:val="32"/>
+    </w:rPr>
+  </w:style>
+  <w:style w:styleId="BodyText" w:type="paragraph">
+    <w:name w:val="Body Text"/>
+    <w:basedOn w:val="Normal"/>
+    <w:qFormat/>
+    <w:pPr>
+      <w:jc w:val="thaiDistribute"/>
+      <w:ind w:firstLine="720"/>
+    </w:pPr>
+  </w:style>
+  <w:style w:styleId="FirstParagraph" w:type="paragraph">
+    <w:name w:val="First Paragraph"/>
+    <w:basedOn w:val="Normal"/>
+    <w:qFormat/>
+    <w:pPr>
+      <w:jc w:val="thaiDistribute"/>
+      <w:ind w:firstLine="720"/>
+    </w:pPr>
+  </w:style>
+  <w:style w:styleId="Compact" w:type="paragraph">
+    <w:name w:val="Compact"/>
+    <w:basedOn w:val="Normal"/>
+    <w:qFormat/>
+    <w:pPr>
+      <w:jc w:val="left"/>
+      <w:ind w:firstLine="0"/>
+      <w:spacing w:after="0"/>
+    </w:pPr>
+    <w:rPr>
+      <w:sz w:val="24"/>
+      <w:szCs w:val="24"/>
+    </w:rPr>
+  </w:style>
+  <w:style w:styleId="Heading1" w:type="paragraph">
+    <w:name w:val="heading 1"/>
+    <w:basedOn w:val="Normal"/>
+    <w:qFormat/>
+    <w:pPr>
+      <w:keepNext/>
+      <w:jc w:val="center"/>
+      <w:ind w:firstLine="0"/>
+      <w:spacing w:after="240"/>
+      <w:outlineLvl w:val="0"/>
+    </w:pPr>
+    <w:rPr>
+      <w:b/>
+      <w:bCs/>
+      <w:sz w:val="36"/>
+      <w:szCs w:val="36"/>
+    </w:rPr>
+  </w:style>
+  <w:style w:styleId="Heading2" w:type="paragraph">
+    <w:name w:val="heading 2"/>
+    <w:basedOn w:val="Normal"/>
+    <w:qFormat/>
+    <w:pPr>
+      <w:keepNext/>
+      <w:jc w:val="left"/>
+      <w:ind w:firstLine="0" w:left="0"/>
+      <w:spacing w:after="120" w:before="320"/>
+      <w:outlineLvl w:val="1"/>
+    </w:pPr>
+    <w:rPr>
+      <w:b/>
+      <w:bCs/>
+    </w:rPr>
+  </w:style>
+  <w:style w:styleId="Heading3" w:type="paragraph">
+    <w:name w:val="heading 3"/>
+    <w:basedOn w:val="Normal"/>
+    <w:qFormat/>
+    <w:pPr>
+      <w:keepNext/>
+      <w:jc w:val="left"/>
+      <w:ind w:firstLine="0" w:left="720"/>
+      <w:spacing w:after="120" w:before="240"/>
+      <w:outlineLvl w:val="2"/>
+    </w:pPr>
+    <w:rPr>
+      <w:b/>
+      <w:bCs/>
+    </w:rPr>
+  </w:style>
+  <w:style w:styleId="Heading4" w:type="paragraph">
+    <w:name w:val="heading 4"/>
+    <w:basedOn w:val="Normal"/>
+    <w:qFormat/>
+    <w:pPr>
+      <w:keepNext/>
+      <w:jc w:val="left"/>
+      <w:ind w:firstLine="0" w:left="1440"/>
+      <w:spacing w:after="120" w:before="240"/>
+      <w:outlineLvl w:val="3"/>
+    </w:pPr>
+    <w:rPr>
+      <w:b/>
+      <w:bCs/>
+    </w:rPr>
+  </w:style>
+  <w:style w:styleId="Heading5" w:type="paragraph">
+    <w:name w:val="heading 5"/>
+    <w:basedOn w:val="Normal"/>
+    <w:qFormat/>
+    <w:pPr>
+      <w:keepNext/>
+      <w:jc w:val="left"/>
+      <w:ind w:firstLine="0" w:left="2160"/>
+      <w:spacing w:after="120" w:before="240"/>
+      <w:outlineLvl w:val="4"/>
+    </w:pPr>
+    <w:rPr>
+      <w:b/>
+      <w:bCs/>
+    </w:rPr>
+  </w:style>
+  <w:style w:styleId="TableCaption" w:type="paragraph">
+    <w:name w:val="Table Caption"/>
+    <w:basedOn w:val="Normal"/>
+    <w:qFormat/>
+    <w:pPr>
+      <w:keepNext/>
+      <w:jc w:val="left"/>
+      <w:ind w:firstLine="0"/>
+      <w:spacing w:before="240"/>
+    </w:pPr>
+  </w:style>
+  <w:style w:styleId="ImageCaption" w:type="paragraph">
+    <w:name w:val="Image Caption"/>
+    <w:basedOn w:val="Normal"/>
+    <w:qFormat/>
+    <w:pPr>
+      <w:jc w:val="center"/>
+      <w:ind w:firstLine="0"/>
+      <w:spacing w:after="240"/>
+    </w:pPr>
+  </w:style>
+  <w:style w:styleId="Table" w:type="table">
+    <w:name w:val="Table"/>
+    <w:basedOn w:val="TableNormal"/>
+    <w:pPr>
+      <w:spacing w:after="0" w:line="240" w:lineRule="auto"/>
+    </w:pPr>
+    <w:tblPr>
+      <w:tblBorders>
+        <w:top w:color="000000" w:space="0" w:sz="4" w:val="single"/>
+        <w:left w:color="000000" w:space="0" w:sz="4" w:val="single"/>
+        <w:bottom w:color="000000" w:space="0" w:sz="4" w:val="single"/>
+        <w:right w:color="000000" w:space="0" w:sz="4" w:val="single"/>
+        <w:insideH w:color="000000" w:space="0" w:sz="4" w:val="single"/>
+        <w:insideV w:color="000000" w:space="0" w:sz="4" w:val="single"/>
+      </w:tblBorders>
+      <w:tblCellMar>
+        <w:top w:type="dxa" w:w="40"/>
+        <w:left w:type="dxa" w:w="80"/>
+        <w:bottom w:type="dxa" w:w="40"/>
+        <w:right w:type="dxa" w:w="80"/>
+      </w:tblCellMar>
+    </w:tblPr>
+    <w:tblStylePr w:type="firstRow">
+      <w:rPr>
+        <w:b/>
+        <w:bCs/>
+      </w:rPr>
+    </w:tblStylePr>
   </w:style>
   <w:style w:type="paragraph" w:customStyle="1" w:styleId="SourceCode">
     <w:name w:val="Source Code"/>
@@ -2464,7 +2533,7 @@
     </a:clrScheme>
     <a:fontScheme name="Office">
       <a:majorFont>
-        <a:latin typeface="TH Sarabun New" panose="02110004020202020204"/>
+        <a:latin typeface="Aptos Display" panose="02110004020202020204"/>
         <a:ea typeface=""/>
         <a:cs typeface=""/>
         <a:font script="Jpan" typeface="游ゴシック Light"/>
@@ -2516,7 +2585,7 @@
         <a:font script="Tfng" typeface="Ebrima"/>
       </a:majorFont>
       <a:minorFont>
-        <a:latin typeface="TH Sarabun New" panose="02110004020202020204"/>
+        <a:latin typeface="Aptos" panose="02110004020202020204"/>
         <a:ea typeface=""/>
         <a:cs typeface=""/>
         <a:font script="Jpan" typeface="游明朝"/>

--- a/Documents/รูปเล่ม/บทที่2_ฉบับตรวจแก้.docx
+++ b/Documents/รูปเล่ม/บทที่2_ฉบับตรวจแก้.docx
@@ -2080,7 +2080,7 @@
     <w:name w:val="Normal"/>
     <w:qFormat/>
     <w:pPr>
-      <w:jc w:val="thaiDistribute"/>
+      <w:jc w:val="both"/>
       <w:ind w:firstLine="720"/>
     </w:pPr>
     <w:rPr>
@@ -2094,7 +2094,7 @@
     <w:basedOn w:val="Normal"/>
     <w:qFormat/>
     <w:pPr>
-      <w:jc w:val="thaiDistribute"/>
+      <w:jc w:val="both"/>
       <w:ind w:firstLine="720"/>
     </w:pPr>
   </w:style>
@@ -2103,7 +2103,7 @@
     <w:basedOn w:val="Normal"/>
     <w:qFormat/>
     <w:pPr>
-      <w:jc w:val="thaiDistribute"/>
+      <w:jc w:val="both"/>
       <w:ind w:firstLine="720"/>
     </w:pPr>
   </w:style>
